--- a/继电器检测/继电器检测说明.docx
+++ b/继电器检测/继电器检测说明.docx
@@ -14,15 +14,92 @@
       </w:pPr>
       <w:r>
         <w:rPr>
+          <w:rFonts w:ascii="Microsoft YaHei" w:hAnsi="Microsoft YaHei" w:eastAsia="Microsoft YaHei"/>
+          <w:b/>
+          <w:sz w:val="24"/>
+        </w:rPr>
+        <w:t>继电器状态检测板与 TSAL 的关系</w:t>
+      </w:r>
+    </w:p>
+    <w:p>
+      <w:pPr>
+        <w:ind w:firstLine="420"/>
+        <w:rPr>
+          <w:sz w:val="28"/>
+          <w:szCs w:val="36"/>
+        </w:rPr>
+      </w:pPr>
+      <w:r>
+        <w:rPr>
+          <w:rFonts w:ascii="Microsoft YaHei" w:hAnsi="Microsoft YaHei" w:eastAsia="Microsoft YaHei"/>
+          <w:b w:val="0"/>
+          <w:sz w:val="21"/>
+        </w:rPr>
+        <w:t>本板属于 TSAL 的继电器机械状态采集前端，因辅助触点位于电池箱内而独立成板。板卡使用 12 V 供电，输出 MAINP、MAINN、PRE 三路同相 ACTUAL 与反相 # 信号给 TSAL。</w:t>
+      </w:r>
+    </w:p>
+    <w:p>
+      <w:pPr>
+        <w:rPr>
+          <w:sz w:val="28"/>
+          <w:szCs w:val="36"/>
+        </w:rPr>
+      </w:pPr>
+    </w:p>
+    <w:p>
+      <w:pPr>
+        <w:rPr>
           <w:rFonts w:hint="eastAsia"/>
           <w:b/>
           <w:bCs/>
           <w:sz w:val="28"/>
           <w:szCs w:val="36"/>
         </w:rPr>
-        <w:t>继电器状态检测这个电路是单独画一个板子吗？与</w:t>
-      </w:r>
-      <w:r>
+      </w:pPr>
+      <w:r>
+        <w:rPr>
+          <w:rFonts w:ascii="Microsoft YaHei" w:hAnsi="Microsoft YaHei" w:eastAsia="Microsoft YaHei"/>
+          <w:b/>
+          <w:sz w:val="24"/>
+        </w:rPr>
+        <w:t>辅助触点端 1、端 2 的定义</w:t>
+      </w:r>
+    </w:p>
+    <w:p>
+      <w:pPr>
+        <w:rPr>
+          <w:rFonts w:hint="eastAsia"/>
+          <w:sz w:val="28"/>
+          <w:szCs w:val="36"/>
+        </w:rPr>
+      </w:pPr>
+      <w:r>
+        <w:rPr>
+          <w:rFonts w:ascii="Microsoft YaHei" w:hAnsi="Microsoft YaHei" w:eastAsia="Microsoft YaHei"/>
+          <w:b w:val="0"/>
+          <w:sz w:val="21"/>
+        </w:rPr>
+        <w:t>每只继电器的 _1、_2 分别连接同一组无源辅助触点的两端，不区分触点导线极性。板端 _1 由 4.7 kΩ 上拉至 5 V；触点闭合时 _1 与 _2 导通，_2 被拉高；触点断开时 _2 由 100 kΩ 下拉为低。</w:t>
+      </w:r>
+    </w:p>
+    <w:p>
+      <w:pPr>
+        <w:rPr>
+          <w:sz w:val="28"/>
+          <w:szCs w:val="36"/>
+        </w:rPr>
+      </w:pPr>
+      <w:r>
+        <w:rPr>
+          <w:rFonts w:ascii="Microsoft YaHei" w:hAnsi="Microsoft YaHei" w:eastAsia="Microsoft YaHei"/>
+          <w:b/>
+          <w:sz w:val="24"/>
+        </w:rPr>
+        <w:t>接线与仿真要求</w:t>
+      </w:r>
+    </w:p>
+    <w:p>
+      <w:pPr>
         <w:rPr>
           <w:rFonts w:hint="eastAsia"/>
           <w:b/>
@@ -30,22 +107,18 @@
           <w:sz w:val="28"/>
           <w:szCs w:val="36"/>
         </w:rPr>
-        <w:t>TSAL</w:t>
-      </w:r>
-      <w:r>
-        <w:rPr>
-          <w:rFonts w:hint="eastAsia"/>
-          <w:b/>
-          <w:bCs/>
-          <w:sz w:val="28"/>
-          <w:szCs w:val="36"/>
-        </w:rPr>
-        <w:t>有什么联系？</w:t>
+      </w:pPr>
+      <w:r>
+        <w:rPr>
+          <w:rFonts w:ascii="Microsoft YaHei" w:hAnsi="Microsoft YaHei" w:eastAsia="Microsoft YaHei"/>
+          <w:b w:val="0"/>
+          <w:sz w:val="21"/>
+        </w:rPr>
+        <w:t>U11 是电源与三对辅助触点接口，CN1 是六路 5 V 逻辑输出。辅助触点仿真应使用开关连接每一路 _1 与 _2；禁止把 _1/_2 接到继电器线圈端、电池电压或其他外部有源电压。</w:t>
       </w:r>
     </w:p>
     <w:p>
       <w:pPr>
-        <w:ind w:firstLine="420"/>
         <w:rPr>
           <w:sz w:val="28"/>
           <w:szCs w:val="36"/>
@@ -57,311 +130,652 @@
           <w:sz w:val="28"/>
           <w:szCs w:val="36"/>
         </w:rPr>
-        <w:t>是，这块板子是</w:t>
-      </w:r>
-      <w:proofErr w:type="spellStart"/>
+        <w:t>一个</w:t>
+      </w:r>
       <w:r>
         <w:rPr>
           <w:rFonts w:hint="eastAsia"/>
           <w:sz w:val="28"/>
           <w:szCs w:val="36"/>
         </w:rPr>
-        <w:t>tsal</w:t>
-      </w:r>
-      <w:proofErr w:type="spellEnd"/>
+        <w:t>是三个继电器实际状态的输入连接器，</w:t>
+      </w:r>
       <w:r>
         <w:rPr>
           <w:rFonts w:hint="eastAsia"/>
           <w:sz w:val="28"/>
           <w:szCs w:val="36"/>
         </w:rPr>
-        <w:t>的一部分，由于必须放在电池箱内，所以要单独画一块板子。具体要求参考</w:t>
-      </w:r>
-      <w:proofErr w:type="spellStart"/>
+        <w:t>另一个</w:t>
+      </w:r>
       <w:r>
         <w:rPr>
           <w:rFonts w:hint="eastAsia"/>
           <w:sz w:val="28"/>
           <w:szCs w:val="36"/>
         </w:rPr>
-        <w:t>esf</w:t>
-      </w:r>
-      <w:proofErr w:type="spellEnd"/>
-      <w:r>
-        <w:rPr>
-          <w:rFonts w:hint="eastAsia"/>
-          <w:sz w:val="28"/>
-          <w:szCs w:val="36"/>
-        </w:rPr>
-        <w:t>文件中对</w:t>
-      </w:r>
-      <w:proofErr w:type="spellStart"/>
-      <w:r>
-        <w:rPr>
-          <w:rFonts w:hint="eastAsia"/>
-          <w:sz w:val="28"/>
-          <w:szCs w:val="36"/>
-        </w:rPr>
-        <w:t>tsal</w:t>
-      </w:r>
-      <w:proofErr w:type="spellEnd"/>
-      <w:r>
-        <w:rPr>
-          <w:rFonts w:hint="eastAsia"/>
-          <w:sz w:val="28"/>
-          <w:szCs w:val="36"/>
-        </w:rPr>
-        <w:t>的要求</w:t>
+        <w:t>负责供电、输出继电器状态。可以单独拿出一路继电器检测电路仿真，继电器实际状态检测引脚用一个开关代替即可。</w:t>
+      </w:r>
+    </w:p>
+    <w:p/>
+    <w:p>
+      <w:pPr>
+        <w:spacing w:before="200" w:after="80"/>
+      </w:pPr>
+      <w:r>
+        <w:rPr>
+          <w:rFonts w:ascii="Microsoft YaHei" w:hAnsi="Microsoft YaHei" w:eastAsia="Microsoft YaHei"/>
+          <w:b/>
+          <w:sz w:val="26"/>
+        </w:rPr>
+        <w:t>U11 接口定义</w:t>
+      </w:r>
+    </w:p>
+    <w:tbl>
+      <w:tblPr>
+        <w:tblW w:type="auto" w:w="0"/>
+        <w:tblLayout w:type="autofit"/>
+        <w:tblLook w:firstColumn="1" w:firstRow="1" w:lastColumn="0" w:lastRow="0" w:noHBand="0" w:noVBand="1" w:val="04A0"/>
+        <w:tblBorders>
+          <w:top w:val="single" w:sz="4" w:color="B7C9D6"/>
+          <w:left w:val="single" w:sz="4" w:color="B7C9D6"/>
+          <w:bottom w:val="single" w:sz="4" w:color="B7C9D6"/>
+          <w:right w:val="single" w:sz="4" w:color="B7C9D6"/>
+          <w:insideH w:val="single" w:sz="4" w:color="B7C9D6"/>
+          <w:insideV w:val="single" w:sz="4" w:color="B7C9D6"/>
+        </w:tblBorders>
+      </w:tblPr>
+      <w:tblGrid>
+        <w:gridCol w:w="2769"/>
+        <w:gridCol w:w="2769"/>
+        <w:gridCol w:w="2769"/>
+      </w:tblGrid>
+      <w:tr>
+        <w:tc>
+          <w:tcPr>
+            <w:tcW w:type="dxa" w:w="737"/>
+            <w:vAlign w:val="center"/>
+          </w:tcPr>
+          <w:p>
+            <w:pPr>
+              <w:spacing w:after="0" w:before="0"/>
+            </w:pPr>
+            <w:r>
+              <w:rPr>
+                <w:rFonts w:ascii="Microsoft YaHei" w:hAnsi="Microsoft YaHei" w:eastAsia="Microsoft YaHei"/>
+                <w:b/>
+                <w:sz w:val="19"/>
+              </w:rPr>
+              <w:t>针脚</w:t>
+            </w:r>
+          </w:p>
+        </w:tc>
+        <w:tc>
+          <w:tcPr>
+            <w:tcW w:type="dxa" w:w="1587"/>
+            <w:vAlign w:val="center"/>
+          </w:tcPr>
+          <w:p>
+            <w:pPr>
+              <w:spacing w:after="0" w:before="0"/>
+            </w:pPr>
+            <w:r>
+              <w:rPr>
+                <w:rFonts w:ascii="Microsoft YaHei" w:hAnsi="Microsoft YaHei" w:eastAsia="Microsoft YaHei"/>
+                <w:b/>
+                <w:sz w:val="19"/>
+              </w:rPr>
+              <w:t>网络</w:t>
+            </w:r>
+          </w:p>
+        </w:tc>
+        <w:tc>
+          <w:tcPr>
+            <w:tcW w:type="dxa" w:w="6236"/>
+            <w:vAlign w:val="center"/>
+          </w:tcPr>
+          <w:p>
+            <w:pPr>
+              <w:spacing w:after="0" w:before="0"/>
+            </w:pPr>
+            <w:r>
+              <w:rPr>
+                <w:rFonts w:ascii="Microsoft YaHei" w:hAnsi="Microsoft YaHei" w:eastAsia="Microsoft YaHei"/>
+                <w:b/>
+                <w:sz w:val="19"/>
+              </w:rPr>
+              <w:t>定义</w:t>
+            </w:r>
+          </w:p>
+        </w:tc>
+      </w:tr>
+      <w:tr>
+        <w:tc>
+          <w:tcPr>
+            <w:tcW w:type="dxa" w:w="737"/>
+            <w:vAlign w:val="center"/>
+          </w:tcPr>
+          <w:p>
+            <w:pPr>
+              <w:spacing w:after="0" w:before="0"/>
+            </w:pPr>
+            <w:r>
+              <w:rPr>
+                <w:rFonts w:ascii="Microsoft YaHei" w:hAnsi="Microsoft YaHei" w:eastAsia="Microsoft YaHei"/>
+                <w:b w:val="0"/>
+                <w:sz w:val="19"/>
+              </w:rPr>
+              <w:t>1</w:t>
+            </w:r>
+          </w:p>
+        </w:tc>
+        <w:tc>
+          <w:tcPr>
+            <w:tcW w:type="dxa" w:w="1587"/>
+            <w:vAlign w:val="center"/>
+          </w:tcPr>
+          <w:p>
+            <w:pPr>
+              <w:spacing w:after="0" w:before="0"/>
+            </w:pPr>
+            <w:r>
+              <w:rPr>
+                <w:rFonts w:ascii="Microsoft YaHei" w:hAnsi="Microsoft YaHei" w:eastAsia="Microsoft YaHei"/>
+                <w:b w:val="0"/>
+                <w:sz w:val="19"/>
+              </w:rPr>
+              <w:t>GND</w:t>
+            </w:r>
+          </w:p>
+        </w:tc>
+        <w:tc>
+          <w:tcPr>
+            <w:tcW w:type="dxa" w:w="6236"/>
+            <w:vAlign w:val="center"/>
+          </w:tcPr>
+          <w:p>
+            <w:pPr>
+              <w:spacing w:after="0" w:before="0"/>
+            </w:pPr>
+            <w:r>
+              <w:rPr>
+                <w:rFonts w:ascii="Microsoft YaHei" w:hAnsi="Microsoft YaHei" w:eastAsia="Microsoft YaHei"/>
+                <w:b w:val="0"/>
+                <w:sz w:val="19"/>
+              </w:rPr>
+              <w:t>低压地</w:t>
+            </w:r>
+          </w:p>
+        </w:tc>
+      </w:tr>
+      <w:tr>
+        <w:tc>
+          <w:tcPr>
+            <w:tcW w:type="dxa" w:w="737"/>
+            <w:vAlign w:val="center"/>
+          </w:tcPr>
+          <w:p>
+            <w:pPr>
+              <w:spacing w:after="0" w:before="0"/>
+            </w:pPr>
+            <w:r>
+              <w:rPr>
+                <w:rFonts w:ascii="Microsoft YaHei" w:hAnsi="Microsoft YaHei" w:eastAsia="Microsoft YaHei"/>
+                <w:b w:val="0"/>
+                <w:sz w:val="19"/>
+              </w:rPr>
+              <w:t>2</w:t>
+            </w:r>
+          </w:p>
+        </w:tc>
+        <w:tc>
+          <w:tcPr>
+            <w:tcW w:type="dxa" w:w="1587"/>
+            <w:vAlign w:val="center"/>
+          </w:tcPr>
+          <w:p>
+            <w:pPr>
+              <w:spacing w:after="0" w:before="0"/>
+            </w:pPr>
+            <w:r>
+              <w:rPr>
+                <w:rFonts w:ascii="Microsoft YaHei" w:hAnsi="Microsoft YaHei" w:eastAsia="Microsoft YaHei"/>
+                <w:b w:val="0"/>
+                <w:sz w:val="19"/>
+              </w:rPr>
+              <w:t>12V</w:t>
+            </w:r>
+          </w:p>
+        </w:tc>
+        <w:tc>
+          <w:tcPr>
+            <w:tcW w:type="dxa" w:w="6236"/>
+            <w:vAlign w:val="center"/>
+          </w:tcPr>
+          <w:p>
+            <w:pPr>
+              <w:spacing w:after="0" w:before="0"/>
+            </w:pPr>
+            <w:r>
+              <w:rPr>
+                <w:rFonts w:ascii="Microsoft YaHei" w:hAnsi="Microsoft YaHei" w:eastAsia="Microsoft YaHei"/>
+                <w:b w:val="0"/>
+                <w:sz w:val="19"/>
+              </w:rPr>
+              <w:t>板卡电源输入</w:t>
+            </w:r>
+          </w:p>
+        </w:tc>
+      </w:tr>
+      <w:tr>
+        <w:tc>
+          <w:tcPr>
+            <w:tcW w:type="dxa" w:w="737"/>
+            <w:vAlign w:val="center"/>
+          </w:tcPr>
+          <w:p>
+            <w:pPr>
+              <w:spacing w:after="0" w:before="0"/>
+            </w:pPr>
+            <w:r>
+              <w:rPr>
+                <w:rFonts w:ascii="Microsoft YaHei" w:hAnsi="Microsoft YaHei" w:eastAsia="Microsoft YaHei"/>
+                <w:b w:val="0"/>
+                <w:sz w:val="19"/>
+              </w:rPr>
+              <w:t>3</w:t>
+            </w:r>
+          </w:p>
+        </w:tc>
+        <w:tc>
+          <w:tcPr>
+            <w:tcW w:type="dxa" w:w="1587"/>
+            <w:vAlign w:val="center"/>
+          </w:tcPr>
+          <w:p>
+            <w:pPr>
+              <w:spacing w:after="0" w:before="0"/>
+            </w:pPr>
+            <w:r>
+              <w:rPr>
+                <w:rFonts w:ascii="Microsoft YaHei" w:hAnsi="Microsoft YaHei" w:eastAsia="Microsoft YaHei"/>
+                <w:b w:val="0"/>
+                <w:sz w:val="19"/>
+              </w:rPr>
+              <w:t>PRE_2</w:t>
+            </w:r>
+          </w:p>
+        </w:tc>
+        <w:tc>
+          <w:tcPr>
+            <w:tcW w:type="dxa" w:w="6236"/>
+            <w:vAlign w:val="center"/>
+          </w:tcPr>
+          <w:p>
+            <w:pPr>
+              <w:spacing w:after="0" w:before="0"/>
+            </w:pPr>
+            <w:r>
+              <w:rPr>
+                <w:rFonts w:ascii="Microsoft YaHei" w:hAnsi="Microsoft YaHei" w:eastAsia="Microsoft YaHei"/>
+                <w:b w:val="0"/>
+                <w:sz w:val="19"/>
+              </w:rPr>
+              <w:t>预充辅助触点端 2；RC/施密特检测端</w:t>
+            </w:r>
+          </w:p>
+        </w:tc>
+      </w:tr>
+      <w:tr>
+        <w:tc>
+          <w:tcPr>
+            <w:tcW w:type="dxa" w:w="737"/>
+            <w:vAlign w:val="center"/>
+          </w:tcPr>
+          <w:p>
+            <w:pPr>
+              <w:spacing w:after="0" w:before="0"/>
+            </w:pPr>
+            <w:r>
+              <w:rPr>
+                <w:rFonts w:ascii="Microsoft YaHei" w:hAnsi="Microsoft YaHei" w:eastAsia="Microsoft YaHei"/>
+                <w:b w:val="0"/>
+                <w:sz w:val="19"/>
+              </w:rPr>
+              <w:t>4</w:t>
+            </w:r>
+          </w:p>
+        </w:tc>
+        <w:tc>
+          <w:tcPr>
+            <w:tcW w:type="dxa" w:w="1587"/>
+            <w:vAlign w:val="center"/>
+          </w:tcPr>
+          <w:p>
+            <w:pPr>
+              <w:spacing w:after="0" w:before="0"/>
+            </w:pPr>
+            <w:r>
+              <w:rPr>
+                <w:rFonts w:ascii="Microsoft YaHei" w:hAnsi="Microsoft YaHei" w:eastAsia="Microsoft YaHei"/>
+                <w:b w:val="0"/>
+                <w:sz w:val="19"/>
+              </w:rPr>
+              <w:t>PRE_1</w:t>
+            </w:r>
+          </w:p>
+        </w:tc>
+        <w:tc>
+          <w:tcPr>
+            <w:tcW w:type="dxa" w:w="6236"/>
+            <w:vAlign w:val="center"/>
+          </w:tcPr>
+          <w:p>
+            <w:pPr>
+              <w:spacing w:after="0" w:before="0"/>
+            </w:pPr>
+            <w:r>
+              <w:rPr>
+                <w:rFonts w:ascii="Microsoft YaHei" w:hAnsi="Microsoft YaHei" w:eastAsia="Microsoft YaHei"/>
+                <w:b w:val="0"/>
+                <w:sz w:val="19"/>
+              </w:rPr>
+              <w:t>预充辅助触点端 1；4.7 kΩ 上拉端</w:t>
+            </w:r>
+          </w:p>
+        </w:tc>
+      </w:tr>
+      <w:tr>
+        <w:tc>
+          <w:tcPr>
+            <w:tcW w:type="dxa" w:w="737"/>
+            <w:vAlign w:val="center"/>
+          </w:tcPr>
+          <w:p>
+            <w:pPr>
+              <w:spacing w:after="0" w:before="0"/>
+            </w:pPr>
+            <w:r>
+              <w:rPr>
+                <w:rFonts w:ascii="Microsoft YaHei" w:hAnsi="Microsoft YaHei" w:eastAsia="Microsoft YaHei"/>
+                <w:b w:val="0"/>
+                <w:sz w:val="19"/>
+              </w:rPr>
+              <w:t>5</w:t>
+            </w:r>
+          </w:p>
+        </w:tc>
+        <w:tc>
+          <w:tcPr>
+            <w:tcW w:type="dxa" w:w="1587"/>
+            <w:vAlign w:val="center"/>
+          </w:tcPr>
+          <w:p>
+            <w:pPr>
+              <w:spacing w:after="0" w:before="0"/>
+            </w:pPr>
+            <w:r>
+              <w:rPr>
+                <w:rFonts w:ascii="Microsoft YaHei" w:hAnsi="Microsoft YaHei" w:eastAsia="Microsoft YaHei"/>
+                <w:b w:val="0"/>
+                <w:sz w:val="19"/>
+              </w:rPr>
+              <w:t>MAINN_2</w:t>
+            </w:r>
+          </w:p>
+        </w:tc>
+        <w:tc>
+          <w:tcPr>
+            <w:tcW w:type="dxa" w:w="6236"/>
+            <w:vAlign w:val="center"/>
+          </w:tcPr>
+          <w:p>
+            <w:pPr>
+              <w:spacing w:after="0" w:before="0"/>
+            </w:pPr>
+            <w:r>
+              <w:rPr>
+                <w:rFonts w:ascii="Microsoft YaHei" w:hAnsi="Microsoft YaHei" w:eastAsia="Microsoft YaHei"/>
+                <w:b w:val="0"/>
+                <w:sz w:val="19"/>
+              </w:rPr>
+              <w:t>主负辅助触点端 2；RC/施密特检测端</w:t>
+            </w:r>
+          </w:p>
+        </w:tc>
+      </w:tr>
+      <w:tr>
+        <w:tc>
+          <w:tcPr>
+            <w:tcW w:type="dxa" w:w="737"/>
+            <w:vAlign w:val="center"/>
+          </w:tcPr>
+          <w:p>
+            <w:pPr>
+              <w:spacing w:after="0" w:before="0"/>
+            </w:pPr>
+            <w:r>
+              <w:rPr>
+                <w:rFonts w:ascii="Microsoft YaHei" w:hAnsi="Microsoft YaHei" w:eastAsia="Microsoft YaHei"/>
+                <w:b w:val="0"/>
+                <w:sz w:val="19"/>
+              </w:rPr>
+              <w:t>6</w:t>
+            </w:r>
+          </w:p>
+        </w:tc>
+        <w:tc>
+          <w:tcPr>
+            <w:tcW w:type="dxa" w:w="1587"/>
+            <w:vAlign w:val="center"/>
+          </w:tcPr>
+          <w:p>
+            <w:pPr>
+              <w:spacing w:after="0" w:before="0"/>
+            </w:pPr>
+            <w:r>
+              <w:rPr>
+                <w:rFonts w:ascii="Microsoft YaHei" w:hAnsi="Microsoft YaHei" w:eastAsia="Microsoft YaHei"/>
+                <w:b w:val="0"/>
+                <w:sz w:val="19"/>
+              </w:rPr>
+              <w:t>MAINN_1</w:t>
+            </w:r>
+          </w:p>
+        </w:tc>
+        <w:tc>
+          <w:tcPr>
+            <w:tcW w:type="dxa" w:w="6236"/>
+            <w:vAlign w:val="center"/>
+          </w:tcPr>
+          <w:p>
+            <w:pPr>
+              <w:spacing w:after="0" w:before="0"/>
+            </w:pPr>
+            <w:r>
+              <w:rPr>
+                <w:rFonts w:ascii="Microsoft YaHei" w:hAnsi="Microsoft YaHei" w:eastAsia="Microsoft YaHei"/>
+                <w:b w:val="0"/>
+                <w:sz w:val="19"/>
+              </w:rPr>
+              <w:t>主负辅助触点端 1；4.7 kΩ 上拉端</w:t>
+            </w:r>
+          </w:p>
+        </w:tc>
+      </w:tr>
+      <w:tr>
+        <w:tc>
+          <w:tcPr>
+            <w:tcW w:type="dxa" w:w="737"/>
+            <w:vAlign w:val="center"/>
+          </w:tcPr>
+          <w:p>
+            <w:pPr>
+              <w:spacing w:after="0" w:before="0"/>
+            </w:pPr>
+            <w:r>
+              <w:rPr>
+                <w:rFonts w:ascii="Microsoft YaHei" w:hAnsi="Microsoft YaHei" w:eastAsia="Microsoft YaHei"/>
+                <w:b w:val="0"/>
+                <w:sz w:val="19"/>
+              </w:rPr>
+              <w:t>7</w:t>
+            </w:r>
+          </w:p>
+        </w:tc>
+        <w:tc>
+          <w:tcPr>
+            <w:tcW w:type="dxa" w:w="1587"/>
+            <w:vAlign w:val="center"/>
+          </w:tcPr>
+          <w:p>
+            <w:pPr>
+              <w:spacing w:after="0" w:before="0"/>
+            </w:pPr>
+            <w:r>
+              <w:rPr>
+                <w:rFonts w:ascii="Microsoft YaHei" w:hAnsi="Microsoft YaHei" w:eastAsia="Microsoft YaHei"/>
+                <w:b w:val="0"/>
+                <w:sz w:val="19"/>
+              </w:rPr>
+              <w:t>MAINP_2</w:t>
+            </w:r>
+          </w:p>
+        </w:tc>
+        <w:tc>
+          <w:tcPr>
+            <w:tcW w:type="dxa" w:w="6236"/>
+            <w:vAlign w:val="center"/>
+          </w:tcPr>
+          <w:p>
+            <w:pPr>
+              <w:spacing w:after="0" w:before="0"/>
+            </w:pPr>
+            <w:r>
+              <w:rPr>
+                <w:rFonts w:ascii="Microsoft YaHei" w:hAnsi="Microsoft YaHei" w:eastAsia="Microsoft YaHei"/>
+                <w:b w:val="0"/>
+                <w:sz w:val="19"/>
+              </w:rPr>
+              <w:t>主正辅助触点端 2；RC/施密特检测端</w:t>
+            </w:r>
+          </w:p>
+        </w:tc>
+      </w:tr>
+      <w:tr>
+        <w:tc>
+          <w:tcPr>
+            <w:tcW w:type="dxa" w:w="737"/>
+            <w:vAlign w:val="center"/>
+          </w:tcPr>
+          <w:p>
+            <w:pPr>
+              <w:spacing w:after="0" w:before="0"/>
+            </w:pPr>
+            <w:r>
+              <w:rPr>
+                <w:rFonts w:ascii="Microsoft YaHei" w:hAnsi="Microsoft YaHei" w:eastAsia="Microsoft YaHei"/>
+                <w:b w:val="0"/>
+                <w:sz w:val="19"/>
+              </w:rPr>
+              <w:t>8</w:t>
+            </w:r>
+          </w:p>
+        </w:tc>
+        <w:tc>
+          <w:tcPr>
+            <w:tcW w:type="dxa" w:w="1587"/>
+            <w:vAlign w:val="center"/>
+          </w:tcPr>
+          <w:p>
+            <w:pPr>
+              <w:spacing w:after="0" w:before="0"/>
+            </w:pPr>
+            <w:r>
+              <w:rPr>
+                <w:rFonts w:ascii="Microsoft YaHei" w:hAnsi="Microsoft YaHei" w:eastAsia="Microsoft YaHei"/>
+                <w:b w:val="0"/>
+                <w:sz w:val="19"/>
+              </w:rPr>
+              <w:t>MAINP_1</w:t>
+            </w:r>
+          </w:p>
+        </w:tc>
+        <w:tc>
+          <w:tcPr>
+            <w:tcW w:type="dxa" w:w="6236"/>
+            <w:vAlign w:val="center"/>
+          </w:tcPr>
+          <w:p>
+            <w:pPr>
+              <w:spacing w:after="0" w:before="0"/>
+            </w:pPr>
+            <w:r>
+              <w:rPr>
+                <w:rFonts w:ascii="Microsoft YaHei" w:hAnsi="Microsoft YaHei" w:eastAsia="Microsoft YaHei"/>
+                <w:b w:val="0"/>
+                <w:sz w:val="19"/>
+              </w:rPr>
+              <w:t>主正辅助触点端 1；4.7 kΩ 上拉端</w:t>
+            </w:r>
+          </w:p>
+        </w:tc>
+      </w:tr>
+    </w:tbl>
+    <w:p>
+      <w:pPr>
+        <w:spacing w:before="200" w:after="80"/>
+      </w:pPr>
+      <w:r>
+        <w:rPr>
+          <w:rFonts w:ascii="Microsoft YaHei" w:hAnsi="Microsoft YaHei" w:eastAsia="Microsoft YaHei"/>
+          <w:b/>
+          <w:sz w:val="26"/>
+        </w:rPr>
+        <w:t>状态逻辑</w:t>
       </w:r>
     </w:p>
     <w:p>
-      <w:pPr>
-        <w:rPr>
-          <w:sz w:val="28"/>
-          <w:szCs w:val="36"/>
-        </w:rPr>
-      </w:pPr>
+      <w:r>
+        <w:rPr>
+          <w:rFonts w:ascii="Microsoft YaHei" w:hAnsi="Microsoft YaHei" w:eastAsia="Microsoft YaHei"/>
+          <w:b/>
+          <w:sz w:val="21"/>
+        </w:rPr>
+        <w:t>辅助触点断开：</w:t>
+      </w:r>
+      <w:r>
+        <w:rPr>
+          <w:rFonts w:ascii="Microsoft YaHei" w:hAnsi="Microsoft YaHei" w:eastAsia="Microsoft YaHei"/>
+          <w:sz w:val="21"/>
+        </w:rPr>
+        <w:t>*_2 = 0，*_ACTUAL = 0，*# = 1。</w:t>
+        <w:br/>
+      </w:r>
+      <w:r>
+        <w:rPr>
+          <w:rFonts w:ascii="Microsoft YaHei" w:hAnsi="Microsoft YaHei" w:eastAsia="Microsoft YaHei"/>
+          <w:b/>
+          <w:sz w:val="21"/>
+        </w:rPr>
+        <w:t>辅助触点闭合：</w:t>
+      </w:r>
+      <w:r>
+        <w:rPr>
+          <w:rFonts w:ascii="Microsoft YaHei" w:hAnsi="Microsoft YaHei" w:eastAsia="Microsoft YaHei"/>
+          <w:sz w:val="21"/>
+        </w:rPr>
+        <w:t>*_1 与 *_2 导通，*_2 = 1，*_ACTUAL = 1，*# = 0。</w:t>
+        <w:br/>
+      </w:r>
+      <w:r>
+        <w:rPr>
+          <w:rFonts w:ascii="Microsoft YaHei" w:hAnsi="Microsoft YaHei" w:eastAsia="Microsoft YaHei"/>
+          <w:sz w:val="21"/>
+        </w:rPr>
+        <w:t>ACTUAL 与 # 来自同一触点检测节点，仅用于互补编码一致性，不构成两个独立物理传感器。</w:t>
+      </w:r>
     </w:p>
-    <w:p>
-      <w:pPr>
-        <w:rPr>
-          <w:rFonts w:hint="eastAsia"/>
-          <w:b/>
-          <w:bCs/>
-          <w:sz w:val="28"/>
-          <w:szCs w:val="36"/>
-        </w:rPr>
-      </w:pPr>
-      <w:r>
-        <w:rPr>
-          <w:rFonts w:hint="eastAsia"/>
-          <w:b/>
-          <w:bCs/>
-          <w:sz w:val="28"/>
-          <w:szCs w:val="36"/>
-        </w:rPr>
-        <w:t>其中的</w:t>
-      </w:r>
-      <w:r>
-        <w:rPr>
-          <w:rFonts w:hint="eastAsia"/>
-          <w:b/>
-          <w:bCs/>
-          <w:sz w:val="28"/>
-          <w:szCs w:val="36"/>
-        </w:rPr>
-        <w:t>AIR</w:t>
-      </w:r>
-      <w:r>
-        <w:rPr>
-          <w:b/>
-          <w:bCs/>
-          <w:sz w:val="28"/>
-          <w:szCs w:val="36"/>
-        </w:rPr>
-        <w:t xml:space="preserve"> </w:t>
-      </w:r>
-      <w:r>
-        <w:rPr>
-          <w:rFonts w:hint="eastAsia"/>
-          <w:b/>
-          <w:bCs/>
-          <w:sz w:val="28"/>
-          <w:szCs w:val="36"/>
-        </w:rPr>
-        <w:t>X</w:t>
-      </w:r>
-      <w:r>
-        <w:rPr>
-          <w:b/>
-          <w:bCs/>
-          <w:sz w:val="28"/>
-          <w:szCs w:val="36"/>
-        </w:rPr>
-        <w:t>.X</w:t>
-      </w:r>
-      <w:r>
-        <w:rPr>
-          <w:rFonts w:hint="eastAsia"/>
-          <w:b/>
-          <w:bCs/>
-          <w:sz w:val="28"/>
-          <w:szCs w:val="36"/>
-        </w:rPr>
-        <w:t>代表什么？</w:t>
-      </w:r>
-    </w:p>
-    <w:p>
-      <w:pPr>
-        <w:rPr>
-          <w:rFonts w:hint="eastAsia"/>
-          <w:sz w:val="28"/>
-          <w:szCs w:val="36"/>
-        </w:rPr>
-      </w:pPr>
-      <w:r>
-        <w:rPr>
-          <w:rFonts w:hint="eastAsia"/>
-          <w:sz w:val="28"/>
-          <w:szCs w:val="36"/>
-        </w:rPr>
-        <w:t>一个电池箱内有三个继电器，</w:t>
-      </w:r>
-      <w:r>
-        <w:rPr>
-          <w:rFonts w:hint="eastAsia"/>
-          <w:sz w:val="28"/>
-          <w:szCs w:val="36"/>
-        </w:rPr>
-        <w:t>AIR1</w:t>
-      </w:r>
-      <w:r>
-        <w:rPr>
-          <w:rFonts w:hint="eastAsia"/>
-          <w:sz w:val="28"/>
-          <w:szCs w:val="36"/>
-        </w:rPr>
-        <w:t>、</w:t>
-      </w:r>
-      <w:r>
-        <w:rPr>
-          <w:rFonts w:hint="eastAsia"/>
-          <w:sz w:val="28"/>
-          <w:szCs w:val="36"/>
-        </w:rPr>
-        <w:t>AIR2</w:t>
-      </w:r>
-      <w:r>
-        <w:rPr>
-          <w:rFonts w:hint="eastAsia"/>
-          <w:sz w:val="28"/>
-          <w:szCs w:val="36"/>
-        </w:rPr>
-        <w:t>、</w:t>
-      </w:r>
-      <w:r>
-        <w:rPr>
-          <w:rFonts w:hint="eastAsia"/>
-          <w:sz w:val="28"/>
-          <w:szCs w:val="36"/>
-        </w:rPr>
-        <w:t>AIR3</w:t>
-      </w:r>
-      <w:r>
-        <w:rPr>
-          <w:rFonts w:hint="eastAsia"/>
-          <w:sz w:val="28"/>
-          <w:szCs w:val="36"/>
-        </w:rPr>
-        <w:t>代表三个继电器。</w:t>
-      </w:r>
-    </w:p>
-    <w:p>
-      <w:pPr>
-        <w:rPr>
-          <w:sz w:val="28"/>
-          <w:szCs w:val="36"/>
-        </w:rPr>
-      </w:pPr>
-      <w:r>
-        <w:rPr>
-          <w:rFonts w:hint="eastAsia"/>
-          <w:sz w:val="28"/>
-          <w:szCs w:val="36"/>
-        </w:rPr>
-        <w:t>AIRX.1 AIRX.2</w:t>
-      </w:r>
-      <w:r>
-        <w:rPr>
-          <w:rFonts w:hint="eastAsia"/>
-          <w:sz w:val="28"/>
-          <w:szCs w:val="36"/>
-        </w:rPr>
-        <w:t>代表每个继电器实际的机械状态检测引脚（可以去实验室找一个看看，白色的那两条线就是），继电器的实际状态如果闭合，这两个引脚就是闭合，反之亦然，可以理解为一个开关。在接线时不用区分顺序。</w:t>
-      </w:r>
-    </w:p>
-    <w:p>
-      <w:pPr>
-        <w:rPr>
-          <w:rFonts w:hint="eastAsia"/>
-          <w:b/>
-          <w:bCs/>
-          <w:sz w:val="28"/>
-          <w:szCs w:val="36"/>
-        </w:rPr>
-      </w:pPr>
-      <w:r>
-        <w:rPr>
-          <w:rFonts w:hint="eastAsia"/>
-          <w:b/>
-          <w:bCs/>
-          <w:sz w:val="28"/>
-          <w:szCs w:val="36"/>
-        </w:rPr>
-        <w:t>为啥有两个</w:t>
-      </w:r>
-      <w:r>
-        <w:rPr>
-          <w:rFonts w:hint="eastAsia"/>
-          <w:b/>
-          <w:bCs/>
-          <w:sz w:val="28"/>
-          <w:szCs w:val="36"/>
-        </w:rPr>
-        <w:t>排针</w:t>
-      </w:r>
-      <w:r>
-        <w:rPr>
-          <w:rFonts w:hint="eastAsia"/>
-          <w:b/>
-          <w:bCs/>
-          <w:sz w:val="28"/>
-          <w:szCs w:val="36"/>
-        </w:rPr>
-        <w:t>？接线还不一样？</w:t>
-      </w:r>
-    </w:p>
-    <w:p>
-      <w:pPr>
-        <w:rPr>
-          <w:sz w:val="28"/>
-          <w:szCs w:val="36"/>
-        </w:rPr>
-      </w:pPr>
-      <w:r>
-        <w:rPr>
-          <w:rFonts w:hint="eastAsia"/>
-          <w:sz w:val="28"/>
-          <w:szCs w:val="36"/>
-        </w:rPr>
-        <w:t>一个</w:t>
-      </w:r>
-      <w:r>
-        <w:rPr>
-          <w:rFonts w:hint="eastAsia"/>
-          <w:sz w:val="28"/>
-          <w:szCs w:val="36"/>
-        </w:rPr>
-        <w:t>是三个继电器实际状态的输入连接器，</w:t>
-      </w:r>
-      <w:r>
-        <w:rPr>
-          <w:rFonts w:hint="eastAsia"/>
-          <w:sz w:val="28"/>
-          <w:szCs w:val="36"/>
-        </w:rPr>
-        <w:t>另一个</w:t>
-      </w:r>
-      <w:r>
-        <w:rPr>
-          <w:rFonts w:hint="eastAsia"/>
-          <w:sz w:val="28"/>
-          <w:szCs w:val="36"/>
-        </w:rPr>
-        <w:t>负责供电、输出继电器状态。可以单独拿出一路继电器检测电路仿真，继电器实际状态检测引脚用一个开关代替即可。</w:t>
-      </w:r>
-    </w:p>
-    <w:p/>
     <w:sectPr>
       <w:pgSz w:w="11906" w:h="16838"/>
       <w:pgMar w:top="1440" w:right="1800" w:bottom="1440" w:left="1800" w:header="851" w:footer="992" w:gutter="0"/>
